--- a/日報_2026-08-03.docx
+++ b/日報_2026-08-03.docx
@@ -33,7 +33,7 @@
     </w:p>
     <w:p>
       <w:pPr>
-        <w:spacing w:after="120"/>
+        <w:spacing w:after="160"/>
       </w:pPr>
       <w:r>
         <w:rPr>
@@ -42,22 +42,6 @@
           <w:szCs w:val="21"/>
         </w:rPr>
         <w:t xml:space="preserve">ご確認いただけますと幸いです。</w:t>
-      </w:r>
-    </w:p>
-    <w:p>
-      <w:pPr>
-        <w:spacing w:after="120"/>
-      </w:pPr>
-      <w:r>
-        <w:rPr>
-          <w:rFonts w:ascii="Yu Gothic" w:cs="Yu Gothic" w:eastAsia="Yu Gothic" w:hAnsi="Yu Gothic"/>
-          <w:i/>
-          <w:iCs/>
-          <w:color w:val="808080"/>
-          <w:sz w:val="21"/>
-          <w:szCs w:val="21"/>
-        </w:rPr>
-        <w:t xml:space="preserve">参照しない記録は無いのと同じ　60点</w:t>
       </w:r>
     </w:p>
     <w:p>
@@ -103,9 +87,9 @@
             <w:tcW w:type="dxa" w:w="1800"/>
             <w:shd w:fill="2F5496" w:val="clear"/>
             <w:tcMar>
-              <w:top w:type="dxa" w:w="50"/>
-              <w:left w:type="dxa" w:w="100"/>
-              <w:bottom w:type="dxa" w:w="50"/>
+              <w:top w:type="dxa" w:w="60"/>
+              <w:left w:type="dxa" w:w="100"/>
+              <w:bottom w:type="dxa" w:w="60"/>
               <w:right w:type="dxa" w:w="100"/>
             </w:tcMar>
           </w:tcPr>
@@ -131,9 +115,9 @@
             <w:tcW w:type="dxa" w:w="2600"/>
             <w:shd w:fill="2F5496" w:val="clear"/>
             <w:tcMar>
-              <w:top w:type="dxa" w:w="50"/>
-              <w:left w:type="dxa" w:w="100"/>
-              <w:bottom w:type="dxa" w:w="50"/>
+              <w:top w:type="dxa" w:w="60"/>
+              <w:left w:type="dxa" w:w="100"/>
+              <w:bottom w:type="dxa" w:w="60"/>
               <w:right w:type="dxa" w:w="100"/>
             </w:tcMar>
           </w:tcPr>
@@ -159,9 +143,9 @@
             <w:tcW w:type="dxa" w:w="3200"/>
             <w:shd w:fill="2F5496" w:val="clear"/>
             <w:tcMar>
-              <w:top w:type="dxa" w:w="50"/>
-              <w:left w:type="dxa" w:w="100"/>
-              <w:bottom w:type="dxa" w:w="50"/>
+              <w:top w:type="dxa" w:w="60"/>
+              <w:left w:type="dxa" w:w="100"/>
+              <w:bottom w:type="dxa" w:w="60"/>
               <w:right w:type="dxa" w:w="100"/>
             </w:tcMar>
           </w:tcPr>
@@ -187,9 +171,9 @@
             <w:tcW w:type="dxa" w:w="1400"/>
             <w:shd w:fill="2F5496" w:val="clear"/>
             <w:tcMar>
-              <w:top w:type="dxa" w:w="50"/>
-              <w:left w:type="dxa" w:w="100"/>
-              <w:bottom w:type="dxa" w:w="50"/>
+              <w:top w:type="dxa" w:w="60"/>
+              <w:left w:type="dxa" w:w="100"/>
+              <w:bottom w:type="dxa" w:w="60"/>
               <w:right w:type="dxa" w:w="100"/>
             </w:tcMar>
           </w:tcPr>
@@ -219,9 +203,9 @@
           <w:tcPr>
             <w:tcW w:type="dxa" w:w="1800"/>
             <w:tcMar>
-              <w:top w:type="dxa" w:w="50"/>
-              <w:left w:type="dxa" w:w="100"/>
-              <w:bottom w:type="dxa" w:w="50"/>
+              <w:top w:type="dxa" w:w="60"/>
+              <w:left w:type="dxa" w:w="100"/>
+              <w:bottom w:type="dxa" w:w="60"/>
               <w:right w:type="dxa" w:w="100"/>
             </w:tcMar>
           </w:tcPr>
@@ -246,9 +230,9 @@
           <w:tcPr>
             <w:tcW w:type="dxa" w:w="2600"/>
             <w:tcMar>
-              <w:top w:type="dxa" w:w="50"/>
-              <w:left w:type="dxa" w:w="100"/>
-              <w:bottom w:type="dxa" w:w="50"/>
+              <w:top w:type="dxa" w:w="60"/>
+              <w:left w:type="dxa" w:w="100"/>
+              <w:bottom w:type="dxa" w:w="60"/>
               <w:right w:type="dxa" w:w="100"/>
             </w:tcMar>
           </w:tcPr>
@@ -265,7 +249,7 @@
                 <w:sz w:val="20"/>
                 <w:szCs w:val="20"/>
               </w:rPr>
-              <w:t xml:space="preserve">¥0</w:t>
+              <w:t xml:space="preserve"/>
             </w:r>
           </w:p>
         </w:tc>
@@ -273,9 +257,9 @@
           <w:tcPr>
             <w:tcW w:type="dxa" w:w="3200"/>
             <w:tcMar>
-              <w:top w:type="dxa" w:w="50"/>
-              <w:left w:type="dxa" w:w="100"/>
-              <w:bottom w:type="dxa" w:w="50"/>
+              <w:top w:type="dxa" w:w="60"/>
+              <w:left w:type="dxa" w:w="100"/>
+              <w:bottom w:type="dxa" w:w="60"/>
               <w:right w:type="dxa" w:w="100"/>
             </w:tcMar>
           </w:tcPr>
@@ -292,7 +276,7 @@
                 <w:sz w:val="20"/>
                 <w:szCs w:val="20"/>
               </w:rPr>
-              <w:t xml:space="preserve">¥454,000,000</w:t>
+              <w:t xml:space="preserve"/>
             </w:r>
           </w:p>
         </w:tc>
@@ -300,9 +284,9 @@
           <w:tcPr>
             <w:tcW w:type="dxa" w:w="1400"/>
             <w:tcMar>
-              <w:top w:type="dxa" w:w="50"/>
-              <w:left w:type="dxa" w:w="100"/>
-              <w:bottom w:type="dxa" w:w="50"/>
+              <w:top w:type="dxa" w:w="60"/>
+              <w:left w:type="dxa" w:w="100"/>
+              <w:bottom w:type="dxa" w:w="60"/>
               <w:right w:type="dxa" w:w="100"/>
             </w:tcMar>
           </w:tcPr>
@@ -319,7 +303,7 @@
                 <w:sz w:val="20"/>
                 <w:szCs w:val="20"/>
               </w:rPr>
-              <w:t xml:space="preserve">0%</w:t>
+              <w:t xml:space="preserve"/>
             </w:r>
           </w:p>
         </w:tc>
@@ -332,9 +316,9 @@
           <w:tcPr>
             <w:tcW w:type="dxa" w:w="1800"/>
             <w:tcMar>
-              <w:top w:type="dxa" w:w="50"/>
-              <w:left w:type="dxa" w:w="100"/>
-              <w:bottom w:type="dxa" w:w="50"/>
+              <w:top w:type="dxa" w:w="60"/>
+              <w:left w:type="dxa" w:w="100"/>
+              <w:bottom w:type="dxa" w:w="60"/>
               <w:right w:type="dxa" w:w="100"/>
             </w:tcMar>
           </w:tcPr>
@@ -359,9 +343,9 @@
           <w:tcPr>
             <w:tcW w:type="dxa" w:w="2600"/>
             <w:tcMar>
-              <w:top w:type="dxa" w:w="50"/>
-              <w:left w:type="dxa" w:w="100"/>
-              <w:bottom w:type="dxa" w:w="50"/>
+              <w:top w:type="dxa" w:w="60"/>
+              <w:left w:type="dxa" w:w="100"/>
+              <w:bottom w:type="dxa" w:w="60"/>
               <w:right w:type="dxa" w:w="100"/>
             </w:tcMar>
           </w:tcPr>
@@ -378,7 +362,7 @@
                 <w:sz w:val="20"/>
                 <w:szCs w:val="20"/>
               </w:rPr>
-              <w:t xml:space="preserve">¥0</w:t>
+              <w:t xml:space="preserve"/>
             </w:r>
           </w:p>
         </w:tc>
@@ -386,9 +370,9 @@
           <w:tcPr>
             <w:tcW w:type="dxa" w:w="3200"/>
             <w:tcMar>
-              <w:top w:type="dxa" w:w="50"/>
-              <w:left w:type="dxa" w:w="100"/>
-              <w:bottom w:type="dxa" w:w="50"/>
+              <w:top w:type="dxa" w:w="60"/>
+              <w:left w:type="dxa" w:w="100"/>
+              <w:bottom w:type="dxa" w:w="60"/>
               <w:right w:type="dxa" w:w="100"/>
             </w:tcMar>
           </w:tcPr>
@@ -405,7 +389,7 @@
                 <w:sz w:val="20"/>
                 <w:szCs w:val="20"/>
               </w:rPr>
-              <w:t xml:space="preserve">¥285,000,000</w:t>
+              <w:t xml:space="preserve"/>
             </w:r>
           </w:p>
         </w:tc>
@@ -413,9 +397,9 @@
           <w:tcPr>
             <w:tcW w:type="dxa" w:w="1400"/>
             <w:tcMar>
-              <w:top w:type="dxa" w:w="50"/>
-              <w:left w:type="dxa" w:w="100"/>
-              <w:bottom w:type="dxa" w:w="50"/>
+              <w:top w:type="dxa" w:w="60"/>
+              <w:left w:type="dxa" w:w="100"/>
+              <w:bottom w:type="dxa" w:w="60"/>
               <w:right w:type="dxa" w:w="100"/>
             </w:tcMar>
           </w:tcPr>
@@ -432,7 +416,7 @@
                 <w:sz w:val="20"/>
                 <w:szCs w:val="20"/>
               </w:rPr>
-              <w:t xml:space="preserve">0%</w:t>
+              <w:t xml:space="preserve"/>
             </w:r>
           </w:p>
         </w:tc>
@@ -445,9 +429,9 @@
           <w:tcPr>
             <w:tcW w:type="dxa" w:w="1800"/>
             <w:tcMar>
-              <w:top w:type="dxa" w:w="50"/>
-              <w:left w:type="dxa" w:w="100"/>
-              <w:bottom w:type="dxa" w:w="50"/>
+              <w:top w:type="dxa" w:w="60"/>
+              <w:left w:type="dxa" w:w="100"/>
+              <w:bottom w:type="dxa" w:w="60"/>
               <w:right w:type="dxa" w:w="100"/>
             </w:tcMar>
           </w:tcPr>
@@ -472,9 +456,9 @@
           <w:tcPr>
             <w:tcW w:type="dxa" w:w="2600"/>
             <w:tcMar>
-              <w:top w:type="dxa" w:w="50"/>
-              <w:left w:type="dxa" w:w="100"/>
-              <w:bottom w:type="dxa" w:w="50"/>
+              <w:top w:type="dxa" w:w="60"/>
+              <w:left w:type="dxa" w:w="100"/>
+              <w:bottom w:type="dxa" w:w="60"/>
               <w:right w:type="dxa" w:w="100"/>
             </w:tcMar>
           </w:tcPr>
@@ -491,7 +475,7 @@
                 <w:sz w:val="20"/>
                 <w:szCs w:val="20"/>
               </w:rPr>
-              <w:t xml:space="preserve">¥0</w:t>
+              <w:t xml:space="preserve"/>
             </w:r>
           </w:p>
         </w:tc>
@@ -499,9 +483,9 @@
           <w:tcPr>
             <w:tcW w:type="dxa" w:w="3200"/>
             <w:tcMar>
-              <w:top w:type="dxa" w:w="50"/>
-              <w:left w:type="dxa" w:w="100"/>
-              <w:bottom w:type="dxa" w:w="50"/>
+              <w:top w:type="dxa" w:w="60"/>
+              <w:left w:type="dxa" w:w="100"/>
+              <w:bottom w:type="dxa" w:w="60"/>
               <w:right w:type="dxa" w:w="100"/>
             </w:tcMar>
           </w:tcPr>
@@ -518,7 +502,7 @@
                 <w:sz w:val="20"/>
                 <w:szCs w:val="20"/>
               </w:rPr>
-              <w:t xml:space="preserve">¥169,000,000</w:t>
+              <w:t xml:space="preserve"/>
             </w:r>
           </w:p>
         </w:tc>
@@ -526,9 +510,9 @@
           <w:tcPr>
             <w:tcW w:type="dxa" w:w="1400"/>
             <w:tcMar>
-              <w:top w:type="dxa" w:w="50"/>
-              <w:left w:type="dxa" w:w="100"/>
-              <w:bottom w:type="dxa" w:w="50"/>
+              <w:top w:type="dxa" w:w="60"/>
+              <w:left w:type="dxa" w:w="100"/>
+              <w:bottom w:type="dxa" w:w="60"/>
               <w:right w:type="dxa" w:w="100"/>
             </w:tcMar>
           </w:tcPr>
@@ -545,7 +529,7 @@
                 <w:sz w:val="20"/>
                 <w:szCs w:val="20"/>
               </w:rPr>
-              <w:t xml:space="preserve">0%</w:t>
+              <w:t xml:space="preserve"/>
             </w:r>
           </w:p>
         </w:tc>
@@ -579,7 +563,7 @@
           <w:ilvl w:val="0"/>
           <w:numId w:val="1"/>
         </w:numPr>
-        <w:spacing w:after="40"/>
+        <w:spacing w:after="60"/>
       </w:pPr>
       <w:r>
         <w:rPr>
@@ -587,7 +571,7 @@
           <w:sz w:val="21"/>
           <w:szCs w:val="21"/>
         </w:rPr>
-        <w:t xml:space="preserve">法人の全体評価：4.24</w:t>
+        <w:t xml:space="preserve">法人の全体評価：</w:t>
       </w:r>
     </w:p>
     <w:p>
@@ -597,7 +581,7 @@
           <w:ilvl w:val="1"/>
           <w:numId w:val="1"/>
         </w:numPr>
-        <w:spacing w:after="20"/>
+        <w:spacing w:after="40"/>
       </w:pPr>
       <w:r>
         <w:rPr>
@@ -605,7 +589,7 @@
           <w:sz w:val="21"/>
           <w:szCs w:val="21"/>
         </w:rPr>
-        <w:t xml:space="preserve">太平　：研修無</w:t>
+        <w:t xml:space="preserve">　：</w:t>
       </w:r>
     </w:p>
     <w:p>
@@ -615,7 +599,7 @@
           <w:ilvl w:val="1"/>
           <w:numId w:val="1"/>
         </w:numPr>
-        <w:spacing w:after="20"/>
+        <w:spacing w:after="40"/>
       </w:pPr>
       <w:r>
         <w:rPr>
@@ -623,7 +607,7 @@
           <w:sz w:val="21"/>
           <w:szCs w:val="21"/>
         </w:rPr>
-        <w:t xml:space="preserve">谷川　：4.93</w:t>
+        <w:t xml:space="preserve">　：</w:t>
       </w:r>
     </w:p>
     <w:p>
@@ -633,7 +617,7 @@
           <w:ilvl w:val="1"/>
           <w:numId w:val="1"/>
         </w:numPr>
-        <w:spacing w:after="20"/>
+        <w:spacing w:after="40"/>
       </w:pPr>
       <w:r>
         <w:rPr>
@@ -641,7 +625,7 @@
           <w:sz w:val="21"/>
           <w:szCs w:val="21"/>
         </w:rPr>
-        <w:t xml:space="preserve">青隆　：4.41</w:t>
+        <w:t xml:space="preserve">　：</w:t>
       </w:r>
     </w:p>
     <w:p>
@@ -651,7 +635,7 @@
           <w:ilvl w:val="0"/>
           <w:numId w:val="1"/>
         </w:numPr>
-        <w:spacing w:after="40"/>
+        <w:spacing w:after="60"/>
       </w:pPr>
       <w:r>
         <w:rPr>
@@ -659,7 +643,7 @@
           <w:sz w:val="21"/>
           <w:szCs w:val="21"/>
         </w:rPr>
-        <w:t xml:space="preserve">個人評価：4.69</w:t>
+        <w:t xml:space="preserve">個人評価：</w:t>
       </w:r>
     </w:p>
     <w:p>
@@ -685,7 +669,7 @@
           <w:ilvl w:val="0"/>
           <w:numId w:val="1"/>
         </w:numPr>
-        <w:spacing w:after="40"/>
+        <w:spacing w:after="60"/>
       </w:pPr>
       <w:r>
         <w:rPr>
@@ -693,7 +677,7 @@
           <w:sz w:val="21"/>
           <w:szCs w:val="21"/>
         </w:rPr>
-        <w:t xml:space="preserve">インストレベルを6.3pt上昇</w:t>
+        <w:t xml:space="preserve"/>
       </w:r>
     </w:p>
     <w:p>
@@ -703,7 +687,7 @@
           <w:ilvl w:val="0"/>
           <w:numId w:val="1"/>
         </w:numPr>
-        <w:spacing w:after="40"/>
+        <w:spacing w:after="60"/>
       </w:pPr>
       <w:r>
         <w:rPr>
@@ -711,7 +695,7 @@
           <w:sz w:val="21"/>
           <w:szCs w:val="21"/>
         </w:rPr>
-        <w:t xml:space="preserve">研修失敗率8％以下</w:t>
+        <w:t xml:space="preserve"/>
       </w:r>
     </w:p>
     <w:p>
@@ -721,7 +705,7 @@
           <w:ilvl w:val="0"/>
           <w:numId w:val="1"/>
         </w:numPr>
-        <w:spacing w:after="40"/>
+        <w:spacing w:after="60"/>
       </w:pPr>
       <w:r>
         <w:rPr>
@@ -729,7 +713,7 @@
           <w:sz w:val="21"/>
           <w:szCs w:val="21"/>
         </w:rPr>
-        <w:t xml:space="preserve">研修報告書10件作成</w:t>
+        <w:t xml:space="preserve"/>
       </w:r>
     </w:p>
     <w:p>
@@ -750,7 +734,7 @@
     </w:p>
     <w:p>
       <w:pPr>
-        <w:spacing w:after="120"/>
+        <w:spacing w:after="160"/>
       </w:pPr>
       <w:r>
         <w:rPr>
@@ -758,12 +742,12 @@
           <w:sz w:val="21"/>
           <w:szCs w:val="21"/>
         </w:rPr>
-        <w:t xml:space="preserve">本日は、昌興プラスチック様のBPR研修第1回を実施しました。また、メイテック様AWS研修の二日目を終え、PI塚本様へのヒアリングを行いました。</w:t>
-      </w:r>
-    </w:p>
-    <w:p>
-      <w:pPr>
-        <w:spacing w:after="120"/>
+        <w:t xml:space="preserve"/>
+      </w:r>
+    </w:p>
+    <w:p>
+      <w:pPr>
+        <w:spacing w:after="160"/>
       </w:pPr>
       <w:r>
         <w:rPr>
@@ -771,12 +755,12 @@
           <w:sz w:val="21"/>
           <w:szCs w:val="21"/>
         </w:rPr>
-        <w:t xml:space="preserve"> 昌興プラスチック様の研修では、平均評価は4.41でした。テキスト、ChatGPT、Zoom、Excelを切り替える中で、どの画面を見ればよいか分からなくなったことや、入力の速度についていくことが難しかったという操作面の課題があがりました。やはり、60分の中で4つの画面を行き来する構成では、講師は次に開く画面を把握していますが、受講者様は切り替えるたびにラグが生まれます。今回は、切り替え前の予告と、区切りごとに全員の操作状況を確認する工程が想定以上に不足していました。ご担当者様からは、進行速度は維持し、すべて完成しなくてもよいことを事前に伝える方針をいただきました。そのため次回は、進行速度を保ちながら、画面の往復を1ワークにつき1回までに抑え実施します。次回8月6日は太平さんが担当するため、この方針と、入社1年未満の方が6名参加されている点を申し送りしました。</w:t>
-      </w:r>
-    </w:p>
-    <w:p>
-      <w:pPr>
-        <w:spacing w:after="120"/>
+        <w:t xml:space="preserve"/>
+      </w:r>
+    </w:p>
+    <w:p>
+      <w:pPr>
+        <w:spacing w:after="200"/>
       </w:pPr>
       <w:r>
         <w:rPr>
@@ -784,20 +768,7 @@
           <w:sz w:val="21"/>
           <w:szCs w:val="21"/>
         </w:rPr>
-        <w:t xml:space="preserve"> メイテック様では、初日4.67、二日目4.78と評価数値上は良好でしたが、PI塚本様の講師所感を読み、sshコマンドへの統一は2025年6月、名簿の事前提供は同年7月、文字コードの統一は2026年2月と、同じ提案を繰り返しいただいていました。今回の低評価3件はいずれもテキストに集中しており、その原因となる事項は1年以上前から指摘されていました。引継ぎ時には運用フローや手順を確認しましたが、過去の講師所感を遡って確認していませんでした。本日、塚本様へ電話で優先順位を確認し、文字コードの統一を第一、Auroraへの移行を第二として整理しました。そのうえで、カリキュラム開発へ改修を依頼しました。</w:t>
-      </w:r>
-    </w:p>
-    <w:p>
-      <w:pPr>
-        <w:spacing w:after="160"/>
-      </w:pPr>
-      <w:r>
-        <w:rPr>
-          <w:rFonts w:ascii="Yu Gothic" w:cs="Yu Gothic" w:eastAsia="Yu Gothic" w:hAnsi="Yu Gothic"/>
-          <w:sz w:val="21"/>
-          <w:szCs w:val="21"/>
-        </w:rPr>
-        <w:t xml:space="preserve"> 今後担当する案件では、アサイン時に過去の講師所感を全て確認し、未対応の指摘を一覧化してから運用を開始します。</w:t>
+        <w:t xml:space="preserve"/>
       </w:r>
     </w:p>
     <w:tbl>
@@ -837,7 +808,7 @@
                 <w:sz w:val="20"/>
                 <w:szCs w:val="20"/>
               </w:rPr>
-              <w:t xml:space="preserve">[済] 今日のタスクを全て完了しましたか？</w:t>
+              <w:t xml:space="preserve">[ ] 今日のタスクを全て完了しましたか？</w:t>
             </w:r>
           </w:p>
           <w:p>
@@ -850,7 +821,7 @@
                 <w:sz w:val="20"/>
                 <w:szCs w:val="20"/>
               </w:rPr>
-              <w:t xml:space="preserve">[済] 依頼業務の締め切りを全て確認し、報連相はしましたか？</w:t>
+              <w:t xml:space="preserve">[ ] 依頼業務の締め切りを全て確認し、報連相はしましたか？</w:t>
             </w:r>
           </w:p>
           <w:p>
@@ -863,7 +834,7 @@
                 <w:sz w:val="20"/>
                 <w:szCs w:val="20"/>
               </w:rPr>
-              <w:t xml:space="preserve">[済] 退勤打刻を行いましたか？※スクショ貼る（必ずチェック！）</w:t>
+              <w:t xml:space="preserve">[ ] 退勤打刻を行いましたか？※スクショ貼る（必ずチェック！）</w:t>
             </w:r>
           </w:p>
           <w:p>
@@ -876,7 +847,7 @@
                 <w:sz w:val="20"/>
                 <w:szCs w:val="20"/>
               </w:rPr>
-              <w:t xml:space="preserve">[済] 翌出勤時間を確認。その時間の10分前に出勤打刻のアラームをセットしましたか？</w:t>
+              <w:t xml:space="preserve">[ ] 翌出勤時間を確認。その時間の10分前に出勤打刻のアラームをセットしましたか？</w:t>
             </w:r>
           </w:p>
         </w:tc>

--- a/日報_2026-08-03.docx
+++ b/日報_2026-08-03.docx
@@ -30,7 +30,7 @@
           <w:sz w:val="21"/>
           <w:szCs w:val="21"/>
         </w:rPr>
-        <w:t xml:space="preserve">参照しない記録は無いのと同じ　60点</w:t>
+        <w:t xml:space="preserve">インストラクター室マネージャー　60点</w:t>
       </w:r>
     </w:p>
     <w:p/>
@@ -153,7 +153,7 @@
           <w:sz w:val="21"/>
           <w:szCs w:val="21"/>
         </w:rPr>
-        <w:t xml:space="preserve">・インストレベルを6.3pt上昇</w:t>
+        <w:t xml:space="preserve">・インストレベルを8.1pt上昇</w:t>
       </w:r>
     </w:p>
     <w:p>
@@ -187,61 +187,80 @@
         <w:t xml:space="preserve">■コミットメント進捗・所感</w:t>
       </w:r>
     </w:p>
-    <w:p/>
-    <w:p>
-      <w:r>
-        <w:rPr>
-          <w:rFonts w:ascii="Yu Gothic" w:cs="Yu Gothic" w:eastAsia="Yu Gothic" w:hAnsi="Yu Gothic"/>
-          <w:sz w:val="21"/>
-          <w:szCs w:val="21"/>
-        </w:rPr>
-        <w:t xml:space="preserve">本日は、昌興プラスチック様のBPR研修第1回を実施しました。また、メイテック様AWS研修の二日目を終え、PI塚本様へのヒアリングを行いました。</w:t>
-      </w:r>
-    </w:p>
-    <w:p/>
-    <w:p>
-      <w:r>
-        <w:rPr>
-          <w:rFonts w:ascii="Yu Gothic" w:cs="Yu Gothic" w:eastAsia="Yu Gothic" w:hAnsi="Yu Gothic"/>
-          <w:sz w:val="21"/>
-          <w:szCs w:val="21"/>
-        </w:rPr>
-        <w:t xml:space="preserve">昌興プラスチック様の研修では、平均評価は4.41でした。テキスト、ChatGPT、Zoom、Excelを切り替える中で、どの画面を見ればよいか分からなくなったことや、入力の速度についていくことが難しかったという操作面の課題があがりました。やはり、60分の中で4つの画面を行き来する構成では、講師は次に開く画面を把握していますが、受講者様は切り替えるたびにラグが生まれます。今回は、切り替え前の予告と、区切りごとに全員の操作状況を確認する工程が想定以上に不足していました。ご担当者様からは、進行速度は維持し、すべて完成しなくてもよいことを事前に伝える方針をいただきました。そのため次回は、進行速度を保ちながら、画面の往復を1ワークにつき1回までに抑え実施します。次回8月6日は太平さんが担当するため、この方針と、入社1年未満の方が6名参加されている点を申し送りしました。</w:t>
-      </w:r>
-    </w:p>
-    <w:p/>
-    <w:p>
-      <w:r>
-        <w:rPr>
-          <w:rFonts w:ascii="Yu Gothic" w:cs="Yu Gothic" w:eastAsia="Yu Gothic" w:hAnsi="Yu Gothic"/>
-          <w:sz w:val="21"/>
-          <w:szCs w:val="21"/>
-        </w:rPr>
-        <w:t xml:space="preserve">メイテック様では、初日4.67、二日目4.78と評価数値上は良好でしたが、PI塚本様の講師所感を読み、sshコマンドへの統一は2025年6月、名簿の事前提供は同年7月、文字コードの統一は2026年2月と、同じ提案を繰り返しいただいていました。今回の低評価3件はいずれもテキストに集中しており、その原因となる事項は1年以上前から指摘されていました。</w:t>
-      </w:r>
-    </w:p>
-    <w:p>
-      <w:r>
-        <w:rPr>
-          <w:rFonts w:ascii="Yu Gothic" w:cs="Yu Gothic" w:eastAsia="Yu Gothic" w:hAnsi="Yu Gothic"/>
-          <w:sz w:val="21"/>
-          <w:szCs w:val="21"/>
-        </w:rPr>
-        <w:t xml:space="preserve">引継ぎ時には運用フローや手順を確認しましたが、過去の講師所感を遡って確認していませんでした。本日、塚本様へ電話で優先順位を確認し、文字コードの統一を第一、Auroraへの移行を第二として整理しました。そのうえで、カリキュラム開発へ改修を依頼しました。</w:t>
-      </w:r>
-    </w:p>
-    <w:p/>
-    <w:p>
-      <w:r>
-        <w:rPr>
-          <w:rFonts w:ascii="Yu Gothic" w:cs="Yu Gothic" w:eastAsia="Yu Gothic" w:hAnsi="Yu Gothic"/>
-          <w:sz w:val="21"/>
-          <w:szCs w:val="21"/>
-        </w:rPr>
-        <w:t xml:space="preserve">今後担当する案件では、アサイン時に過去の講師所感を全て確認し、未対応の指摘を一覧化してから運用を開始します。</w:t>
-      </w:r>
-    </w:p>
-    <w:p/>
+    <w:p>
+      <w:r>
+        <w:rPr>
+          <w:rFonts w:ascii="Yu Gothic" w:cs="Yu Gothic" w:eastAsia="Yu Gothic" w:hAnsi="Yu Gothic"/>
+          <w:sz w:val="21"/>
+          <w:szCs w:val="21"/>
+        </w:rPr>
+        <w:t xml:space="preserve">本日はインストラクター室のチャレンジマネージャーとして改めて配属いただきましたので、そのための引継ぎ、整理を行っておりました。</w:t>
+      </w:r>
+    </w:p>
+    <w:p>
+      <w:r>
+        <w:rPr>
+          <w:rFonts w:ascii="Yu Gothic" w:cs="Yu Gothic" w:eastAsia="Yu Gothic" w:hAnsi="Yu Gothic"/>
+          <w:sz w:val="21"/>
+          <w:szCs w:val="21"/>
+        </w:rPr>
+        <w:t xml:space="preserve">「人を動かすコミュニケーション」は私の中での課題点でございますので、今回いただいたチャンスを活かして未来会議で宣言をした「憧れられるインストラクター」を作ってまいります。2年前失敗をしておりますので、その時の状況も振り返りながらインスト室メンバーを富ませるための動きをしてまりいます。</w:t>
+      </w:r>
+    </w:p>
+    <w:p/>
+    <w:p>
+      <w:r>
+        <w:rPr>
+          <w:rFonts w:ascii="Yu Gothic" w:cs="Yu Gothic" w:eastAsia="Yu Gothic" w:hAnsi="Yu Gothic"/>
+          <w:sz w:val="21"/>
+          <w:szCs w:val="21"/>
+        </w:rPr>
+        <w:t xml:space="preserve">本日は中村さんの配属のための役割定義作成、太平のカリキュラム開発課でのタスク引継ぎ、それ以外には現在の評価制度が上手くいっていない部分を稲葉さんから引継ぎ受けましたのでそちらの検討を進めておりました。</w:t>
+      </w:r>
+    </w:p>
+    <w:p/>
+    <w:p>
+      <w:r>
+        <w:rPr>
+          <w:rFonts w:ascii="Yu Gothic" w:cs="Yu Gothic" w:eastAsia="Yu Gothic" w:hAnsi="Yu Gothic"/>
+          <w:sz w:val="21"/>
+          <w:szCs w:val="21"/>
+        </w:rPr>
+        <w:t xml:space="preserve">中村さんの3Q役割定義については作成済、露木さんにもOKをいただいたのでジョンさんの確認後西社長まで提案をいたします。8月中にさっそく3日程の研修登壇を行っていただく予定です。また、太平のカリキュラム開発課時代のタスクについても太平ディレクションの元作成をしていく予定です。</w:t>
+      </w:r>
+    </w:p>
+    <w:p/>
+    <w:p>
+      <w:r>
+        <w:rPr>
+          <w:rFonts w:ascii="Yu Gothic" w:cs="Yu Gothic" w:eastAsia="Yu Gothic" w:hAnsi="Yu Gothic"/>
+          <w:sz w:val="21"/>
+          <w:szCs w:val="21"/>
+        </w:rPr>
+        <w:t xml:space="preserve">現在の評価制度が上手くいっていない部分については、「インストレベル」と「ディレクター成績」の対照が取れていないこと、PIディレクションに入らないとどちらもポイントが上がっていかないことが問題であると認識をいたしました。</w:t>
+      </w:r>
+    </w:p>
+    <w:p>
+      <w:r>
+        <w:rPr>
+          <w:rFonts w:ascii="Yu Gothic" w:cs="Yu Gothic" w:eastAsia="Yu Gothic" w:hAnsi="Yu Gothic"/>
+          <w:sz w:val="21"/>
+          <w:szCs w:val="21"/>
+        </w:rPr>
+        <w:t xml:space="preserve">コンセプト設計から各それぞれの評価指標を策定していきます。例えば、インストレベルであれば自信の授業のレベルを測るもの、と定義をしてPIディレクションは外すとしたいと考えております。同様にディレクター成績についても「自身で価値提供をすること」と「PIをディレクションして価値提供をすること」を同じ評価にするために重みづけをしたりしながら、ディレクター課に所属をしているとポイント数が高く出て、インストレベル課に所属していると実情よりもポイント数が低く出てしまうことを無くしてまいります。</w:t>
+      </w:r>
+    </w:p>
+    <w:p/>
+    <w:p>
+      <w:r>
+        <w:rPr>
+          <w:rFonts w:ascii="Yu Gothic" w:cs="Yu Gothic" w:eastAsia="Yu Gothic" w:hAnsi="Yu Gothic"/>
+          <w:sz w:val="21"/>
+          <w:szCs w:val="21"/>
+        </w:rPr>
+        <w:t xml:space="preserve">改めて整っていない部分の設計、インストラクター室を大きくしていくための動きをチャレンジマネージャーとして取ってまいります。</w:t>
+      </w:r>
+    </w:p>
     <w:p>
       <w:r>
         <w:rPr>

--- a/日報_2026-08-03.docx
+++ b/日報_2026-08-03.docx
@@ -153,27 +153,7 @@
           <w:sz w:val="21"/>
           <w:szCs w:val="21"/>
         </w:rPr>
-        <w:t xml:space="preserve">・インストレベルを8.1pt上昇</w:t>
-      </w:r>
-    </w:p>
-    <w:p>
-      <w:r>
-        <w:rPr>
-          <w:rFonts w:ascii="Yu Gothic" w:cs="Yu Gothic" w:eastAsia="Yu Gothic" w:hAnsi="Yu Gothic"/>
-          <w:sz w:val="21"/>
-          <w:szCs w:val="21"/>
-        </w:rPr>
-        <w:t xml:space="preserve">・研修失敗率8％以下</w:t>
-      </w:r>
-    </w:p>
-    <w:p>
-      <w:r>
-        <w:rPr>
-          <w:rFonts w:ascii="Yu Gothic" w:cs="Yu Gothic" w:eastAsia="Yu Gothic" w:hAnsi="Yu Gothic"/>
-          <w:sz w:val="21"/>
-          <w:szCs w:val="21"/>
-        </w:rPr>
-        <w:t xml:space="preserve">・研修報告書10件作成</w:t>
+        <w:t xml:space="preserve">未決定</w:t>
       </w:r>
     </w:p>
     <w:p/>
@@ -187,80 +167,7 @@
         <w:t xml:space="preserve">■コミットメント進捗・所感</w:t>
       </w:r>
     </w:p>
-    <w:p>
-      <w:r>
-        <w:rPr>
-          <w:rFonts w:ascii="Yu Gothic" w:cs="Yu Gothic" w:eastAsia="Yu Gothic" w:hAnsi="Yu Gothic"/>
-          <w:sz w:val="21"/>
-          <w:szCs w:val="21"/>
-        </w:rPr>
-        <w:t xml:space="preserve">本日はインストラクター室のチャレンジマネージャーとして改めて配属いただきましたので、そのための引継ぎ、整理を行っておりました。</w:t>
-      </w:r>
-    </w:p>
-    <w:p>
-      <w:r>
-        <w:rPr>
-          <w:rFonts w:ascii="Yu Gothic" w:cs="Yu Gothic" w:eastAsia="Yu Gothic" w:hAnsi="Yu Gothic"/>
-          <w:sz w:val="21"/>
-          <w:szCs w:val="21"/>
-        </w:rPr>
-        <w:t xml:space="preserve">「人を動かすコミュニケーション」は私の中での課題点でございますので、今回いただいたチャンスを活かして未来会議で宣言をした「憧れられるインストラクター」を作ってまいります。2年前失敗をしておりますので、その時の状況も振り返りながらインスト室メンバーを富ませるための動きをしてまりいます。</w:t>
-      </w:r>
-    </w:p>
     <w:p/>
-    <w:p>
-      <w:r>
-        <w:rPr>
-          <w:rFonts w:ascii="Yu Gothic" w:cs="Yu Gothic" w:eastAsia="Yu Gothic" w:hAnsi="Yu Gothic"/>
-          <w:sz w:val="21"/>
-          <w:szCs w:val="21"/>
-        </w:rPr>
-        <w:t xml:space="preserve">本日は中村さんの配属のための役割定義作成、太平のカリキュラム開発課でのタスク引継ぎ、それ以外には現在の評価制度が上手くいっていない部分を稲葉さんから引継ぎ受けましたのでそちらの検討を進めておりました。</w:t>
-      </w:r>
-    </w:p>
-    <w:p/>
-    <w:p>
-      <w:r>
-        <w:rPr>
-          <w:rFonts w:ascii="Yu Gothic" w:cs="Yu Gothic" w:eastAsia="Yu Gothic" w:hAnsi="Yu Gothic"/>
-          <w:sz w:val="21"/>
-          <w:szCs w:val="21"/>
-        </w:rPr>
-        <w:t xml:space="preserve">中村さんの3Q役割定義については作成済、露木さんにもOKをいただいたのでジョンさんの確認後西社長まで提案をいたします。8月中にさっそく3日程の研修登壇を行っていただく予定です。また、太平のカリキュラム開発課時代のタスクについても太平ディレクションの元作成をしていく予定です。</w:t>
-      </w:r>
-    </w:p>
-    <w:p/>
-    <w:p>
-      <w:r>
-        <w:rPr>
-          <w:rFonts w:ascii="Yu Gothic" w:cs="Yu Gothic" w:eastAsia="Yu Gothic" w:hAnsi="Yu Gothic"/>
-          <w:sz w:val="21"/>
-          <w:szCs w:val="21"/>
-        </w:rPr>
-        <w:t xml:space="preserve">現在の評価制度が上手くいっていない部分については、「インストレベル」と「ディレクター成績」の対照が取れていないこと、PIディレクションに入らないとどちらもポイントが上がっていかないことが問題であると認識をいたしました。</w:t>
-      </w:r>
-    </w:p>
-    <w:p>
-      <w:r>
-        <w:rPr>
-          <w:rFonts w:ascii="Yu Gothic" w:cs="Yu Gothic" w:eastAsia="Yu Gothic" w:hAnsi="Yu Gothic"/>
-          <w:sz w:val="21"/>
-          <w:szCs w:val="21"/>
-        </w:rPr>
-        <w:t xml:space="preserve">コンセプト設計から各それぞれの評価指標を策定していきます。例えば、インストレベルであれば自信の授業のレベルを測るもの、と定義をしてPIディレクションは外すとしたいと考えております。同様にディレクター成績についても「自身で価値提供をすること」と「PIをディレクションして価値提供をすること」を同じ評価にするために重みづけをしたりしながら、ディレクター課に所属をしているとポイント数が高く出て、インストレベル課に所属していると実情よりもポイント数が低く出てしまうことを無くしてまいります。</w:t>
-      </w:r>
-    </w:p>
-    <w:p/>
-    <w:p>
-      <w:r>
-        <w:rPr>
-          <w:rFonts w:ascii="Yu Gothic" w:cs="Yu Gothic" w:eastAsia="Yu Gothic" w:hAnsi="Yu Gothic"/>
-          <w:sz w:val="21"/>
-          <w:szCs w:val="21"/>
-        </w:rPr>
-        <w:t xml:space="preserve">改めて整っていない部分の設計、インストラクター室を大きくしていくための動きをチャレンジマネージャーとして取ってまいります。</w:t>
-      </w:r>
-    </w:p>
     <w:p>
       <w:r>
         <w:rPr>

--- a/日報_2026-08-03.docx
+++ b/日報_2026-08-03.docx
@@ -143,17 +143,47 @@
           <w:sz w:val="21"/>
           <w:szCs w:val="21"/>
         </w:rPr>
-        <w:t xml:space="preserve">■8月コミットメント</w:t>
-      </w:r>
-    </w:p>
-    <w:p>
-      <w:r>
-        <w:rPr>
-          <w:rFonts w:ascii="Yu Gothic" w:cs="Yu Gothic" w:eastAsia="Yu Gothic" w:hAnsi="Yu Gothic"/>
-          <w:sz w:val="21"/>
-          <w:szCs w:val="21"/>
-        </w:rPr>
-        <w:t xml:space="preserve">未決定</w:t>
+        <w:t xml:space="preserve">■8月コミットメント（未決定）</w:t>
+      </w:r>
+    </w:p>
+    <w:p>
+      <w:r>
+        <w:rPr>
+          <w:rFonts w:ascii="Yu Gothic" w:cs="Yu Gothic" w:eastAsia="Yu Gothic" w:hAnsi="Yu Gothic"/>
+          <w:sz w:val="21"/>
+          <w:szCs w:val="21"/>
+        </w:rPr>
+        <w:t xml:space="preserve">・AIエージェント系の講座(AIエージェント講座、Claude Cowork講座、Claude Code講座)8コマの開発</w:t>
+      </w:r>
+    </w:p>
+    <w:p>
+      <w:r>
+        <w:rPr>
+          <w:rFonts w:ascii="Yu Gothic" w:cs="Yu Gothic" w:eastAsia="Yu Gothic" w:hAnsi="Yu Gothic"/>
+          <w:sz w:val="21"/>
+          <w:szCs w:val="21"/>
+        </w:rPr>
+        <w:t xml:space="preserve">・受講生採用を継続的に回していく仕組みの型化(スプシ作成)　</w:t>
+      </w:r>
+    </w:p>
+    <w:p>
+      <w:r>
+        <w:rPr>
+          <w:rFonts w:ascii="Yu Gothic" w:cs="Yu Gothic" w:eastAsia="Yu Gothic" w:hAnsi="Yu Gothic"/>
+          <w:sz w:val="21"/>
+          <w:szCs w:val="21"/>
+        </w:rPr>
+        <w:t xml:space="preserve">・法人研修の平均授業評価平均4.30以上</w:t>
+      </w:r>
+    </w:p>
+    <w:p>
+      <w:r>
+        <w:rPr>
+          <w:rFonts w:ascii="Yu Gothic" w:cs="Yu Gothic" w:eastAsia="Yu Gothic" w:hAnsi="Yu Gothic"/>
+          <w:sz w:val="21"/>
+          <w:szCs w:val="21"/>
+        </w:rPr>
+        <w:t xml:space="preserve">・既存講座の演習カリキュラム開発（93h）以上</w:t>
       </w:r>
     </w:p>
     <w:p/>

--- a/日報_2026-08-03.docx
+++ b/日報_2026-08-03.docx
@@ -30,7 +30,7 @@
           <w:sz w:val="21"/>
           <w:szCs w:val="21"/>
         </w:rPr>
-        <w:t xml:space="preserve">インストラクター室マネージャー　60点</w:t>
+        <w:t xml:space="preserve">【役職・タイトルが入ります】　【点数】点</w:t>
       </w:r>
     </w:p>
     <w:p/>

--- a/日報_2026-08-03.docx
+++ b/日報_2026-08-03.docx
@@ -30,7 +30,7 @@
           <w:sz w:val="21"/>
           <w:szCs w:val="21"/>
         </w:rPr>
-        <w:t xml:space="preserve">【役職・タイトルが入ります】　【点数】点</w:t>
+        <w:t xml:space="preserve">【タイトルが入ります】　【点数】点</w:t>
       </w:r>
     </w:p>
     <w:p/>

--- a/日報_2026-08-03.docx
+++ b/日報_2026-08-03.docx
@@ -30,7 +30,7 @@
           <w:sz w:val="21"/>
           <w:szCs w:val="21"/>
         </w:rPr>
-        <w:t xml:space="preserve">【タイトルが入ります】　【点数】点</w:t>
+        <w:t xml:space="preserve">法人インストラクター室 異動初日 ―当たり前を、当たり前に―　【点数】点</w:t>
       </w:r>
     </w:p>
     <w:p/>
@@ -51,27 +51,27 @@
           <w:sz w:val="21"/>
           <w:szCs w:val="21"/>
         </w:rPr>
-        <w:t xml:space="preserve">全体：\0 / \454,000,000（達成率：0%）</w:t>
-      </w:r>
-    </w:p>
-    <w:p>
-      <w:r>
-        <w:rPr>
-          <w:rFonts w:ascii="Yu Gothic" w:cs="Yu Gothic" w:eastAsia="Yu Gothic" w:hAnsi="Yu Gothic"/>
-          <w:sz w:val="21"/>
-          <w:szCs w:val="21"/>
-        </w:rPr>
-        <w:t xml:space="preserve">法人：\0 / \285,000,000（達成率：0%）</w:t>
-      </w:r>
-    </w:p>
-    <w:p>
-      <w:r>
-        <w:rPr>
-          <w:rFonts w:ascii="Yu Gothic" w:cs="Yu Gothic" w:eastAsia="Yu Gothic" w:hAnsi="Yu Gothic"/>
-          <w:sz w:val="21"/>
-          <w:szCs w:val="21"/>
-        </w:rPr>
-        <w:t xml:space="preserve">個人：\0 / \169,000,000（達成率：0%）</w:t>
+        <w:t xml:space="preserve">全体：\0 / \【目標】（達成率：0%）</w:t>
+      </w:r>
+    </w:p>
+    <w:p>
+      <w:r>
+        <w:rPr>
+          <w:rFonts w:ascii="Yu Gothic" w:cs="Yu Gothic" w:eastAsia="Yu Gothic" w:hAnsi="Yu Gothic"/>
+          <w:sz w:val="21"/>
+          <w:szCs w:val="21"/>
+        </w:rPr>
+        <w:t xml:space="preserve">法人：\0 / \【目標】（達成率：0%）</w:t>
+      </w:r>
+    </w:p>
+    <w:p>
+      <w:r>
+        <w:rPr>
+          <w:rFonts w:ascii="Yu Gothic" w:cs="Yu Gothic" w:eastAsia="Yu Gothic" w:hAnsi="Yu Gothic"/>
+          <w:sz w:val="21"/>
+          <w:szCs w:val="21"/>
+        </w:rPr>
+        <w:t xml:space="preserve">個人：\0 / \【目標】（達成率：0%）</w:t>
       </w:r>
     </w:p>
     <w:p/>
@@ -92,47 +92,7 @@
           <w:sz w:val="21"/>
           <w:szCs w:val="21"/>
         </w:rPr>
-        <w:t xml:space="preserve">法人の全体評価：4.24</w:t>
-      </w:r>
-    </w:p>
-    <w:p>
-      <w:r>
-        <w:rPr>
-          <w:rFonts w:ascii="Yu Gothic" w:cs="Yu Gothic" w:eastAsia="Yu Gothic" w:hAnsi="Yu Gothic"/>
-          <w:sz w:val="21"/>
-          <w:szCs w:val="21"/>
-        </w:rPr>
-        <w:t xml:space="preserve">太平　：研修無</w:t>
-      </w:r>
-    </w:p>
-    <w:p>
-      <w:r>
-        <w:rPr>
-          <w:rFonts w:ascii="Yu Gothic" w:cs="Yu Gothic" w:eastAsia="Yu Gothic" w:hAnsi="Yu Gothic"/>
-          <w:sz w:val="21"/>
-          <w:szCs w:val="21"/>
-        </w:rPr>
-        <w:t xml:space="preserve">谷川　：4.93</w:t>
-      </w:r>
-    </w:p>
-    <w:p>
-      <w:r>
-        <w:rPr>
-          <w:rFonts w:ascii="Yu Gothic" w:cs="Yu Gothic" w:eastAsia="Yu Gothic" w:hAnsi="Yu Gothic"/>
-          <w:sz w:val="21"/>
-          <w:szCs w:val="21"/>
-        </w:rPr>
-        <w:t xml:space="preserve">青隆　：4.41</w:t>
-      </w:r>
-    </w:p>
-    <w:p>
-      <w:r>
-        <w:rPr>
-          <w:rFonts w:ascii="Yu Gothic" w:cs="Yu Gothic" w:eastAsia="Yu Gothic" w:hAnsi="Yu Gothic"/>
-          <w:sz w:val="21"/>
-          <w:szCs w:val="21"/>
-        </w:rPr>
-        <w:t xml:space="preserve">個人評価：4.69</w:t>
+        <w:t xml:space="preserve">本日 研修登壇なし</w:t>
       </w:r>
     </w:p>
     <w:p/>
@@ -197,7 +157,38 @@
         <w:t xml:space="preserve">■コミットメント進捗・所感</w:t>
       </w:r>
     </w:p>
+    <w:p>
+      <w:r>
+        <w:rPr>
+          <w:rFonts w:ascii="Yu Gothic" w:cs="Yu Gothic" w:eastAsia="Yu Gothic" w:hAnsi="Yu Gothic"/>
+          <w:sz w:val="21"/>
+          <w:szCs w:val="21"/>
+        </w:rPr>
+        <w:t xml:space="preserve">本日より法人インストラクター室 インストレベルチームへ異動し、初日を迎えました。まずは法人インストラクターとしての業務全体像を掴むため、法人インストのConfluence（業務マニュアル）を確認し、日々の業務イメージを持つことができました。</w:t>
+      </w:r>
+    </w:p>
     <w:p/>
+    <w:p>
+      <w:r>
+        <w:rPr>
+          <w:rFonts w:ascii="Yu Gothic" w:cs="Yu Gothic" w:eastAsia="Yu Gothic" w:hAnsi="Yu Gothic"/>
+          <w:sz w:val="21"/>
+          <w:szCs w:val="21"/>
+        </w:rPr>
+        <w:t xml:space="preserve">初日にあたり、改めて「当たり前のことを、当たり前にやり切る」を自分の軸に置きます。そのうえで半年後・1年後に求められる状態から逆算し、必要とされることを一日でも早く達成してまいります。望む状態を1日でも前倒しで届けるたびに、周りに生まれる感動は増えていく——それが自分の原動力です。立ち上げ期のチームですが、皆さまと共に前へ進んでまいりますので、どうぞよろしくお願いいたします。</w:t>
+      </w:r>
+    </w:p>
+    <w:p/>
+    <w:p>
+      <w:r>
+        <w:rPr>
+          <w:rFonts w:ascii="Yu Gothic" w:cs="Yu Gothic" w:eastAsia="Yu Gothic" w:hAnsi="Yu Gothic"/>
+          <w:sz w:val="21"/>
+          <w:szCs w:val="21"/>
+        </w:rPr>
+        <w:t xml:space="preserve">取り組みとしては、太平さんにご提案いただいた第3Qの役割定義（法人インストラクター室コミットメント）を軸に、講座開発・受講生採用の型化・法人研修の平均授業評価4.30以上・既存講座の演習カリキュラム開発（93h以上）を進めてまいります。人財開発課から引き継いだ受講生採用の型化については、08/04(火)19:00までに露木さんの承認をいただき、人開業務を完了させます。</w:t>
+      </w:r>
+    </w:p>
     <w:p>
       <w:r>
         <w:rPr>

--- a/日報_2026-08-03.docx
+++ b/日報_2026-08-03.docx
@@ -175,7 +175,18 @@
           <w:sz w:val="21"/>
           <w:szCs w:val="21"/>
         </w:rPr>
-        <w:t xml:space="preserve">初日にあたり、改めて「当たり前のことを、当たり前にやり切る」を自分の軸に置きます。そのうえで半年後・1年後に求められる状態から逆算し、必要とされることを一日でも早く達成してまいります。望む状態を1日でも前倒しで届けるたびに、周りに生まれる感動は増えていく——それが自分の原動力です。立ち上げ期のチームですが、皆さまと共に前へ進んでまいりますので、どうぞよろしくお願いいたします。</w:t>
+        <w:t xml:space="preserve">初日にあたり、改めて「当たり前のことを、当たり前にやり切る」を自分の軸に置きます。そのうえで半年後・1年後に求められる状態から逆算し、必要とされることを一日でも早く達成してまいります。望む状態を1日でも前倒しで届けるたびに、周りに生まれる感動は増えていく——それが自分の原動力です。皆さまと共に前へ進んでまいりますので、どうぞよろしくお願いいたします。</w:t>
+      </w:r>
+    </w:p>
+    <w:p/>
+    <w:p>
+      <w:r>
+        <w:rPr>
+          <w:rFonts w:ascii="Yu Gothic" w:cs="Yu Gothic" w:eastAsia="Yu Gothic" w:hAnsi="Yu Gothic"/>
+          <w:sz w:val="21"/>
+          <w:szCs w:val="21"/>
+        </w:rPr>
+        <w:t xml:space="preserve">今月中に研修へ登壇する可能性が高いため、太平さん・谷川さん・青隆さんに研修準備の進め方を都度伺いながら準備を進めてまいります。本日はさっそく青隆さんより、インストレベルの計算シート・研修管理シート・インストレベル管理表などを共有いただきました。今後は自分から積極的に質問し、優秀な方に伺うことが最短だと考えておりますので、皆さまの知見をいち早く吸収してまいります。</w:t>
       </w:r>
     </w:p>
     <w:p/>

--- a/日報_2026-08-03.docx
+++ b/日報_2026-08-03.docx
@@ -30,7 +30,7 @@
           <w:sz w:val="21"/>
           <w:szCs w:val="21"/>
         </w:rPr>
-        <w:t xml:space="preserve">法人インストラクター室 異動初日 ―当たり前を、当たり前に―　【点数】点</w:t>
+        <w:t xml:space="preserve">法人インストラクター室 異動初日 ―当たり前を、当たり前に―　60点</w:t>
       </w:r>
     </w:p>
     <w:p/>
@@ -164,7 +164,7 @@
           <w:sz w:val="21"/>
           <w:szCs w:val="21"/>
         </w:rPr>
-        <w:t xml:space="preserve">本日より法人インストラクター室 インストレベルチームへ異動し、初日を迎えました。まずは法人インストラクターとしての業務全体像を掴むため、法人インストのConfluence（業務マニュアル）を確認し、日々の業務イメージを持つことができました。</w:t>
+        <w:t xml:space="preserve">本日より法人インストラクター室 インストレベルチームへ異動し、初日を迎えました。本日は露木さんより役割定義、青隆さんよりインストレベルのレクチャーをいただき、あわせてインスト業務のSKILL化・Confluence（業務マニュアル）の確認を通じて、法人インストラクターとしての役割と評価の基準、日々の業務フローの全体像を掴むことができました。</w:t>
       </w:r>
     </w:p>
     <w:p/>
@@ -186,7 +186,7 @@
           <w:sz w:val="21"/>
           <w:szCs w:val="21"/>
         </w:rPr>
-        <w:t xml:space="preserve">今月中に研修へ登壇する可能性が高いため、太平さん・谷川さん・青隆さんに研修準備の進め方を都度伺いながら準備を進めてまいります。本日はさっそく青隆さんより、インストレベルの計算シート・研修管理シート・インストレベル管理表などを共有いただきました。今後は自分から積極的に質問し、優秀な方に伺うことが最短だと考えておりますので、皆さまの知見をいち早く吸収してまいります。</w:t>
+        <w:t xml:space="preserve">今月中に研修へ登壇する可能性が高いため、本日は太平さんとの1on1で今後の方針をすり合わせつつ、生成AI活用講座の授業準備にも着手しました。研修準備の進め方は太平さん・谷川さん・青隆さんに都度伺いながら進めてまいります。本日はさっそく青隆さんより、インストレベルの計算シート・研修管理シート・インストレベル管理表などを共有いただきました。今後は自分から積極的に質問し、優秀な方に伺うことが最短だと考えておりますので、皆さまの知見をいち早く吸収してまいります。</w:t>
       </w:r>
     </w:p>
     <w:p/>

--- a/日報_2026-08-03.docx
+++ b/日報_2026-08-03.docx
@@ -30,7 +30,7 @@
           <w:sz w:val="21"/>
           <w:szCs w:val="21"/>
         </w:rPr>
-        <w:t xml:space="preserve">法人インストラクター室 異動初日 ―当たり前を、当たり前に―　60点</w:t>
+        <w:t xml:space="preserve">法人インストラクター室 異動初日 ―当たり前を、当たり前に―　65点</w:t>
       </w:r>
     </w:p>
     <w:p/>
@@ -51,27 +51,27 @@
           <w:sz w:val="21"/>
           <w:szCs w:val="21"/>
         </w:rPr>
-        <w:t xml:space="preserve">全体：\0 / \【目標】（達成率：0%）</w:t>
-      </w:r>
-    </w:p>
-    <w:p>
-      <w:r>
-        <w:rPr>
-          <w:rFonts w:ascii="Yu Gothic" w:cs="Yu Gothic" w:eastAsia="Yu Gothic" w:hAnsi="Yu Gothic"/>
-          <w:sz w:val="21"/>
-          <w:szCs w:val="21"/>
-        </w:rPr>
-        <w:t xml:space="preserve">法人：\0 / \【目標】（達成率：0%）</w:t>
-      </w:r>
-    </w:p>
-    <w:p>
-      <w:r>
-        <w:rPr>
-          <w:rFonts w:ascii="Yu Gothic" w:cs="Yu Gothic" w:eastAsia="Yu Gothic" w:hAnsi="Yu Gothic"/>
-          <w:sz w:val="21"/>
-          <w:szCs w:val="21"/>
-        </w:rPr>
-        <w:t xml:space="preserve">個人：\0 / \【目標】（達成率：0%）</w:t>
+        <w:t xml:space="preserve">全体：\0 / \0（達成率：0%）</w:t>
+      </w:r>
+    </w:p>
+    <w:p>
+      <w:r>
+        <w:rPr>
+          <w:rFonts w:ascii="Yu Gothic" w:cs="Yu Gothic" w:eastAsia="Yu Gothic" w:hAnsi="Yu Gothic"/>
+          <w:sz w:val="21"/>
+          <w:szCs w:val="21"/>
+        </w:rPr>
+        <w:t xml:space="preserve">法人：\0 / \0（達成率：0%）</w:t>
+      </w:r>
+    </w:p>
+    <w:p>
+      <w:r>
+        <w:rPr>
+          <w:rFonts w:ascii="Yu Gothic" w:cs="Yu Gothic" w:eastAsia="Yu Gothic" w:hAnsi="Yu Gothic"/>
+          <w:sz w:val="21"/>
+          <w:szCs w:val="21"/>
+        </w:rPr>
+        <w:t xml:space="preserve">個人：\0 / \0（達成率：0%）</w:t>
       </w:r>
     </w:p>
     <w:p/>
@@ -186,7 +186,7 @@
           <w:sz w:val="21"/>
           <w:szCs w:val="21"/>
         </w:rPr>
-        <w:t xml:space="preserve">今月中に研修へ登壇する可能性が高いため、本日は太平さんとの1on1で今後の方針をすり合わせつつ、生成AI活用講座の授業準備にも着手しました。研修準備の進め方は太平さん・谷川さん・青隆さんに都度伺いながら進めてまいります。本日はさっそく青隆さんより、インストレベルの計算シート・研修管理シート・インストレベル管理表などを共有いただきました。今後は自分から積極的に質問し、優秀な方に伺うことが最短だと考えておりますので、皆さまの知見をいち早く吸収してまいります。</w:t>
+        <w:t xml:space="preserve">今月中に研修へ登壇する可能性が高いため、本日は太平さんとの1on1で今後の方針をすり合わせつつ、生成AI活用講座の授業準備にも着手しました。研修準備の進め方は太平さん・谷川さん・青隆さんに都度伺いながら進めてまいります。本日はさっそく青隆さんより、インストレベルの計算シート・研修管理シート・インストレベル管理表などを共有いただきました。「我以外皆我師」を座右の銘に、周りの優秀な皆さまお一人おひとりを師と捉え、自分から積極的に質問し、その知見をいち早く吸収してまいります。</w:t>
       </w:r>
     </w:p>
     <w:p/>
